--- a/reference/esper-technical.docx
+++ b/reference/esper-technical.docx
@@ -16,20 +16,6 @@
       </w:pPr>
       <w:r>
         <w:t>Esper Engineering</w:t>
-      </w:r>
-    </w:p>
-    <w:p>
-      <w:pPr>
-        <w:pStyle w:val="Heading1"/>
-      </w:pPr>
-      <w:r>
-        <w:t>Table of Contents</w:t>
-      </w:r>
-    </w:p>
-    <w:p>
-      <w:pPr/>
-      <w:r>
-        <w:t>[TOC will be generated by pandoc --toc]</w:t>
       </w:r>
     </w:p>
     <w:p/>
